--- a/LCS_Sprint1_Vision_Alcance-Fuera.docx
+++ b/LCS_Sprint1_Vision_Alcance-Fuera.docx
@@ -40,10 +40,14 @@
     <w:p>
       <w:pPr>
         <w:jc w:val="center"/>
+        <w:rPr>
+          <w:lang w:val="es-AR"/>
+        </w:rPr>
       </w:pPr>
       <w:r>
         <w:rPr>
           <w:color w:val="B4C6E7"/>
+          <w:lang w:val="es-AR"/>
         </w:rPr>
         <w:t>━━━━━━━━━━━━━━━━━━━━━━━━━━━━━━━━━━━━</w:t>
       </w:r>
@@ -63,7 +67,7 @@
           <w:sz w:val="26"/>
           <w:lang w:val="es-AR"/>
         </w:rPr>
-        <w:t>Tarea A123-1</w:t>
+        <w:t>SPRINT 1</w:t>
       </w:r>
     </w:p>
     <w:p>
@@ -104,7 +108,7 @@
           <w:sz w:val="24"/>
           <w:lang w:val="es-AR"/>
         </w:rPr>
-        <w:t>Acuerdo de trabajo del equipo</w:t>
+        <w:t>Vision del proyecto</w:t>
       </w:r>
     </w:p>
     <w:p>
@@ -249,14 +253,14 @@
                 <w:sz w:val="21"/>
                 <w:lang w:val="es-AR"/>
               </w:rPr>
-              <w:t>Ulises Fonseca - Lucas Huber - N</w:t>
+              <w:t xml:space="preserve">Ulises Fonseca - Lucas Huber - </w:t>
             </w:r>
             <w:r>
               <w:rPr>
                 <w:sz w:val="21"/>
                 <w:lang w:val="es-AR"/>
               </w:rPr>
-              <w:t>ico</w:t>
+              <w:t>Nicolas Gauna</w:t>
             </w:r>
           </w:p>
         </w:tc>
@@ -538,12 +542,13 @@
     </w:p>
     <w:p>
       <w:pPr>
-        <w:pStyle w:val="Ttulo3"/>
+        <w:pStyle w:val="Heading3"/>
         <w:rPr>
           <w:b/>
           <w:bCs/>
           <w:sz w:val="30"/>
           <w:szCs w:val="30"/>
+          <w:lang w:val="es-AR"/>
         </w:rPr>
       </w:pPr>
       <w:r>
@@ -552,6 +557,7 @@
           <w:bCs/>
           <w:sz w:val="30"/>
           <w:szCs w:val="30"/>
+          <w:lang w:val="es-AR"/>
         </w:rPr>
         <w:lastRenderedPageBreak/>
         <w:t xml:space="preserve">1. </w:t>
@@ -562,6 +568,7 @@
           <w:bCs/>
           <w:sz w:val="30"/>
           <w:szCs w:val="30"/>
+          <w:lang w:val="es-AR"/>
         </w:rPr>
         <w:t>Vision del p</w:t>
       </w:r>
@@ -571,6 +578,7 @@
           <w:bCs/>
           <w:sz w:val="30"/>
           <w:szCs w:val="30"/>
+          <w:lang w:val="es-AR"/>
         </w:rPr>
         <w:t>rototipo del juego</w:t>
       </w:r>
@@ -697,12 +705,13 @@
     </w:p>
     <w:p>
       <w:pPr>
-        <w:pStyle w:val="Ttulo3"/>
+        <w:pStyle w:val="Heading3"/>
         <w:rPr>
           <w:b/>
           <w:bCs/>
           <w:sz w:val="30"/>
           <w:szCs w:val="30"/>
+          <w:lang w:val="es-AR"/>
         </w:rPr>
       </w:pPr>
       <w:r>
@@ -711,441 +720,500 @@
           <w:bCs/>
           <w:sz w:val="30"/>
           <w:szCs w:val="30"/>
-        </w:rPr>
-        <w:t>2</w:t>
-      </w:r>
-      <w:r>
+          <w:lang w:val="es-AR"/>
+        </w:rPr>
+        <w:t>2. Alcance funcional mínimo</w:t>
+      </w:r>
+    </w:p>
+    <w:p>
+      <w:pPr>
+        <w:rPr>
+          <w:lang w:val="es-AR"/>
+        </w:rPr>
+      </w:pPr>
+      <w:r>
+        <w:rPr>
+          <w:lang w:val="es-AR"/>
+        </w:rPr>
+        <w:t xml:space="preserve">El </w:t>
+      </w:r>
+      <w:r>
+        <w:rPr>
+          <w:lang w:val="es-AR"/>
+        </w:rPr>
+        <w:t>alcance del prototipo</w:t>
+      </w:r>
+      <w:r>
+        <w:rPr>
+          <w:lang w:val="es-AR"/>
+        </w:rPr>
+        <w:t xml:space="preserve"> está afiliado a los objetivos primordiales para su fase de desarrollo</w:t>
+      </w:r>
+      <w:r>
+        <w:rPr>
+          <w:lang w:val="es-AR"/>
+        </w:rPr>
+        <w:t>, y</w:t>
+      </w:r>
+      <w:r>
+        <w:rPr>
+          <w:lang w:val="es-AR"/>
+        </w:rPr>
+        <w:t xml:space="preserve"> versiones</w:t>
+      </w:r>
+      <w:r>
+        <w:rPr>
+          <w:lang w:val="es-AR"/>
+        </w:rPr>
+        <w:t xml:space="preserve"> técnic</w:t>
+      </w:r>
+      <w:r>
+        <w:rPr>
+          <w:lang w:val="es-AR"/>
+        </w:rPr>
+        <w:t>a</w:t>
+      </w:r>
+      <w:r>
+        <w:rPr>
+          <w:lang w:val="es-AR"/>
+        </w:rPr>
+        <w:t>s</w:t>
+      </w:r>
+      <w:r>
+        <w:rPr>
+          <w:lang w:val="es-AR"/>
+        </w:rPr>
+        <w:t xml:space="preserve"> que</w:t>
+      </w:r>
+      <w:r>
+        <w:rPr>
+          <w:lang w:val="es-AR"/>
+        </w:rPr>
+        <w:t xml:space="preserve"> serán los siguientes. El prototipo incluirá:</w:t>
+      </w:r>
+    </w:p>
+    <w:p>
+      <w:pPr>
+        <w:pStyle w:val="ListParagraph"/>
+        <w:numPr>
+          <w:ilvl w:val="0"/>
+          <w:numId w:val="1"/>
+        </w:numPr>
+        <w:rPr>
+          <w:lang w:val="es-AR"/>
+        </w:rPr>
+      </w:pPr>
+      <w:r>
+        <w:rPr>
+          <w:lang w:val="es-AR"/>
+        </w:rPr>
+        <w:t>Control de movimiento: El jugador podrá moverse de manera libre en las 4 direcciones posibles (arriba, abajo, izquierda y derecha), con control de velocidad máximo y cambios de dirección rápida.</w:t>
+      </w:r>
+    </w:p>
+    <w:p>
+      <w:pPr>
+        <w:pStyle w:val="ListParagraph"/>
+        <w:numPr>
+          <w:ilvl w:val="0"/>
+          <w:numId w:val="1"/>
+        </w:numPr>
+        <w:rPr>
+          <w:lang w:val="es-AR"/>
+        </w:rPr>
+      </w:pPr>
+      <w:r>
+        <w:rPr>
+          <w:lang w:val="es-AR"/>
+        </w:rPr>
+        <w:t>Sistema de salto y gravedad: El jugador tendrá una mecánica de salto con respuesta realista a la gravedad en caídas.</w:t>
+      </w:r>
+    </w:p>
+    <w:p>
+      <w:pPr>
+        <w:pStyle w:val="ListParagraph"/>
+        <w:numPr>
+          <w:ilvl w:val="0"/>
+          <w:numId w:val="1"/>
+        </w:numPr>
+        <w:rPr>
+          <w:lang w:val="es-AR"/>
+        </w:rPr>
+      </w:pPr>
+      <w:r>
+        <w:rPr>
+          <w:lang w:val="es-AR"/>
+        </w:rPr>
+        <w:t>Colisiones: El jugador tendrá detección y respuesta ante colisiones del entorno como paredes, rampas, barras y plataformas para evitar traspaso de objetos.</w:t>
+      </w:r>
+    </w:p>
+    <w:p>
+      <w:pPr>
+        <w:pStyle w:val="ListParagraph"/>
+        <w:numPr>
+          <w:ilvl w:val="0"/>
+          <w:numId w:val="1"/>
+        </w:numPr>
+        <w:rPr>
+          <w:lang w:val="es-AR"/>
+        </w:rPr>
+      </w:pPr>
+      <w:r>
+        <w:rPr>
+          <w:lang w:val="es-AR"/>
+        </w:rPr>
+        <w:t>Limites: Si bien el jugador puede moverse libremente por el mapa o laboratorio no quiere decir que pueda salirse de la estructura implementada de la arena, por lo que tendrá un sistema de limite en la arena del juego para evitar trampas.</w:t>
+      </w:r>
+    </w:p>
+    <w:p>
+      <w:pPr>
+        <w:pStyle w:val="ListParagraph"/>
+        <w:numPr>
+          <w:ilvl w:val="0"/>
+          <w:numId w:val="1"/>
+        </w:numPr>
+        <w:rPr>
+          <w:lang w:val="es-AR"/>
+        </w:rPr>
+      </w:pPr>
+      <w:r>
+        <w:rPr>
+          <w:lang w:val="es-AR"/>
+        </w:rPr>
+        <w:t xml:space="preserve"> Navegación de obstáculos: Elementos como plataformas, estructuras tipo cajas o barras serán validados para que el jugador pueda usarlos como superficies y fricciones.</w:t>
+      </w:r>
+    </w:p>
+    <w:p>
+      <w:pPr>
+        <w:pStyle w:val="ListParagraph"/>
+        <w:numPr>
+          <w:ilvl w:val="0"/>
+          <w:numId w:val="1"/>
+        </w:numPr>
+        <w:rPr>
+          <w:lang w:val="es-AR"/>
+        </w:rPr>
+      </w:pPr>
+      <w:r>
+        <w:rPr>
+          <w:lang w:val="es-AR"/>
+        </w:rPr>
+        <w:t>Elementos interactivos con física: Se implementará al menos un objeto móvil o interactivo impulsado por el motor de físicas (ej. un elemento desplazable o gancho).</w:t>
+      </w:r>
+    </w:p>
+    <w:p>
+      <w:pPr>
+        <w:rPr>
+          <w:lang w:val="es-AR"/>
+        </w:rPr>
+      </w:pPr>
+      <w:r>
+        <w:rPr>
+          <w:lang w:val="es-AR"/>
+        </w:rPr>
+        <w:t>Lo siguiente a mostrar e</w:t>
+      </w:r>
+      <w:r>
+        <w:rPr>
+          <w:lang w:val="es-AR"/>
+        </w:rPr>
+        <w:t>s la propuesta del juego, es decir, el gamplay y las reglas básicas para el juego. Se abordará lo siguiente:</w:t>
+      </w:r>
+    </w:p>
+    <w:p>
+      <w:pPr>
+        <w:pStyle w:val="ListParagraph"/>
+        <w:numPr>
+          <w:ilvl w:val="0"/>
+          <w:numId w:val="2"/>
+        </w:numPr>
+        <w:rPr>
+          <w:lang w:val="es-AR"/>
+        </w:rPr>
+      </w:pPr>
+      <w:r>
+        <w:rPr>
+          <w:lang w:val="es-AR"/>
+        </w:rPr>
+        <w:lastRenderedPageBreak/>
+        <w:t xml:space="preserve">Mecánica principal del juego: Un jugador toma el rol de </w:t>
+      </w:r>
+      <w:proofErr w:type="spellStart"/>
+      <w:r>
+        <w:rPr>
+          <w:lang w:val="es-AR"/>
+        </w:rPr>
+        <w:t>atrapador</w:t>
+      </w:r>
+      <w:proofErr w:type="spellEnd"/>
+      <w:r>
+        <w:rPr>
+          <w:lang w:val="es-AR"/>
+        </w:rPr>
+        <w:t xml:space="preserve"> o “la mancha”, ese jugador debe correr al rival e intentar tocarlo. Si lo logra, le pasa el rol de la mancha al rival y ahora le toca perseguir al jugador durante una ronda cronometrada (por ejemplo, 20 segundos).</w:t>
+      </w:r>
+    </w:p>
+    <w:p>
+      <w:pPr>
+        <w:pStyle w:val="ListParagraph"/>
+        <w:numPr>
+          <w:ilvl w:val="0"/>
+          <w:numId w:val="2"/>
+        </w:numPr>
+      </w:pPr>
+      <w:proofErr w:type="spellStart"/>
+      <w:r>
+        <w:t>Condición</w:t>
+      </w:r>
+      <w:proofErr w:type="spellEnd"/>
+      <w:r>
+        <w:t xml:space="preserve"> de </w:t>
+      </w:r>
+      <w:proofErr w:type="spellStart"/>
+      <w:r>
+        <w:t>victoria</w:t>
+      </w:r>
+      <w:proofErr w:type="spellEnd"/>
+      <w:r>
+        <w:t>:</w:t>
+      </w:r>
+    </w:p>
+    <w:p>
+      <w:pPr>
+        <w:pStyle w:val="ListParagraph"/>
+        <w:numPr>
+          <w:ilvl w:val="0"/>
+          <w:numId w:val="3"/>
+        </w:numPr>
+        <w:rPr>
+          <w:lang w:val="es-AR"/>
+        </w:rPr>
+      </w:pPr>
+      <w:r>
+        <w:rPr>
+          <w:lang w:val="es-AR"/>
+        </w:rPr>
+        <w:t>Si el jugador es la mancha, deberá tocar/colisionar al rival exitosamente antes de que finalice el tiempo.</w:t>
+      </w:r>
+    </w:p>
+    <w:p>
+      <w:pPr>
+        <w:pStyle w:val="ListParagraph"/>
+        <w:numPr>
+          <w:ilvl w:val="0"/>
+          <w:numId w:val="3"/>
+        </w:numPr>
+        <w:rPr>
+          <w:lang w:val="es-AR"/>
+        </w:rPr>
+      </w:pPr>
+      <w:r>
+        <w:rPr>
+          <w:lang w:val="es-AR"/>
+        </w:rPr>
+        <w:t>Si el jugador es el evasor, debe sobrevivir sin ser atrapado por la mancha hasta que el temporizador llegue a cero.</w:t>
+      </w:r>
+    </w:p>
+    <w:p>
+      <w:pPr>
+        <w:pStyle w:val="ListParagraph"/>
+        <w:numPr>
+          <w:ilvl w:val="0"/>
+          <w:numId w:val="4"/>
+        </w:numPr>
+        <w:rPr>
+          <w:lang w:val="es-AR"/>
+        </w:rPr>
+      </w:pPr>
+      <w:r>
+        <w:rPr>
+          <w:lang w:val="es-AR"/>
+        </w:rPr>
+        <w:t>Condición de derrota: El juego se pierde si en cada rol, no se cumple el objetivo asignado</w:t>
+      </w:r>
+      <w:r>
+        <w:rPr>
+          <w:lang w:val="es-AR"/>
+        </w:rPr>
+        <w:t xml:space="preserve"> dentro del tiempo límite de la ronda.</w:t>
+      </w:r>
+    </w:p>
+    <w:p>
+      <w:pPr>
+        <w:pStyle w:val="ListParagraph"/>
+        <w:numPr>
+          <w:ilvl w:val="0"/>
+          <w:numId w:val="4"/>
+        </w:numPr>
+        <w:rPr>
+          <w:lang w:val="es-AR"/>
+        </w:rPr>
+      </w:pPr>
+      <w:r>
+        <w:rPr>
+          <w:lang w:val="es-AR"/>
+        </w:rPr>
+        <w:t>Flujo de la partida: El juego contara con un sistema básico de inicio, conteo regresivo, estado del juego activo y pantalla con el resultado de la partida.</w:t>
+      </w:r>
+    </w:p>
+    <w:p>
+      <w:pPr>
+        <w:rPr>
+          <w:lang w:val="es-AR"/>
+        </w:rPr>
+      </w:pPr>
+      <w:r>
+        <w:rPr>
+          <w:lang w:val="es-AR"/>
+        </w:rPr>
+        <w:t>Con respecto a su f</w:t>
+      </w:r>
+      <w:r>
+        <w:rPr>
+          <w:lang w:val="es-AR"/>
+        </w:rPr>
+        <w:t>ase de Multiplayer, también se incluirá un alcance mínimo para su desarrollo, consistirá lo siguiente:</w:t>
+      </w:r>
+    </w:p>
+    <w:p>
+      <w:pPr>
+        <w:pStyle w:val="ListParagraph"/>
+        <w:numPr>
+          <w:ilvl w:val="0"/>
+          <w:numId w:val="5"/>
+        </w:numPr>
+        <w:rPr>
+          <w:lang w:val="es-AR"/>
+        </w:rPr>
+      </w:pPr>
+      <w:r>
+        <w:rPr>
+          <w:lang w:val="es-AR"/>
+        </w:rPr>
+        <w:t>Sistema de partida: El prototipo tendrá la opción de crear y unirse a una sesión de juego compartido para 2 jugadores simultáneos hasta ahora.</w:t>
+      </w:r>
+    </w:p>
+    <w:p>
+      <w:pPr>
+        <w:pStyle w:val="ListParagraph"/>
+        <w:numPr>
+          <w:ilvl w:val="0"/>
+          <w:numId w:val="5"/>
+        </w:numPr>
+        <w:rPr>
+          <w:lang w:val="es-AR"/>
+        </w:rPr>
+      </w:pPr>
+      <w:r>
+        <w:rPr>
+          <w:lang w:val="es-AR"/>
+        </w:rPr>
+        <w:t>Representación del entorno: El prototipo tendrá una renderización e identificación clara de la presencia de ambos jugadores en un mismo escenario.</w:t>
+      </w:r>
+    </w:p>
+    <w:p>
+      <w:pPr>
+        <w:pStyle w:val="ListParagraph"/>
+        <w:numPr>
+          <w:ilvl w:val="0"/>
+          <w:numId w:val="5"/>
+        </w:numPr>
+        <w:rPr>
+          <w:lang w:val="es-AR"/>
+        </w:rPr>
+      </w:pPr>
+      <w:r>
+        <w:rPr>
+          <w:lang w:val="es-AR"/>
+        </w:rPr>
+        <w:t>Sincronización de estado e interacción:</w:t>
+      </w:r>
+    </w:p>
+    <w:p>
+      <w:pPr>
+        <w:pStyle w:val="ListParagraph"/>
+        <w:numPr>
+          <w:ilvl w:val="0"/>
+          <w:numId w:val="6"/>
+        </w:numPr>
+        <w:rPr>
+          <w:lang w:val="es-AR"/>
+        </w:rPr>
+      </w:pPr>
+      <w:r>
+        <w:rPr>
+          <w:lang w:val="es-AR"/>
+        </w:rPr>
+        <w:t>Los jugadores entraran</w:t>
+      </w:r>
+      <w:r>
+        <w:rPr>
+          <w:lang w:val="es-AR"/>
+        </w:rPr>
+        <w:t xml:space="preserve"> en </w:t>
+      </w:r>
+      <w:r>
+        <w:rPr>
+          <w:lang w:val="es-AR"/>
+        </w:rPr>
+        <w:t>sincronización en tiempo real de posición, orientación y estado de movimiento</w:t>
+      </w:r>
+      <w:r>
+        <w:rPr>
+          <w:lang w:val="es-AR"/>
+        </w:rPr>
+        <w:t>.</w:t>
+      </w:r>
+    </w:p>
+    <w:p>
+      <w:pPr>
+        <w:pStyle w:val="ListParagraph"/>
+        <w:numPr>
+          <w:ilvl w:val="0"/>
+          <w:numId w:val="6"/>
+        </w:numPr>
+        <w:rPr>
+          <w:lang w:val="es-AR"/>
+        </w:rPr>
+      </w:pPr>
+      <w:r>
+        <w:rPr>
+          <w:lang w:val="es-AR"/>
+        </w:rPr>
+        <w:t>Los jugadores tendrán detección sincronizada de la colisión o “toque” entre el rol de la mancha y el rol de evasor.</w:t>
+      </w:r>
+    </w:p>
+    <w:p>
+      <w:pPr>
+        <w:pStyle w:val="Heading3"/>
         <w:rPr>
           <w:b/>
           <w:bCs/>
           <w:sz w:val="30"/>
           <w:szCs w:val="30"/>
-        </w:rPr>
-        <w:t xml:space="preserve">. </w:t>
-      </w:r>
-      <w:r>
+          <w:lang w:val="es-AR"/>
+        </w:rPr>
+      </w:pPr>
+    </w:p>
+    <w:p>
+      <w:pPr>
+        <w:pStyle w:val="Heading3"/>
         <w:rPr>
           <w:b/>
           <w:bCs/>
           <w:sz w:val="30"/>
           <w:szCs w:val="30"/>
-        </w:rPr>
-        <w:t>Alcance</w:t>
-      </w:r>
+          <w:lang w:val="es-AR"/>
+        </w:rPr>
+      </w:pPr>
       <w:r>
         <w:rPr>
           <w:b/>
           <w:bCs/>
           <w:sz w:val="30"/>
           <w:szCs w:val="30"/>
-        </w:rPr>
-        <w:t xml:space="preserve"> </w:t>
-      </w:r>
-      <w:r>
-        <w:rPr>
-          <w:b/>
-          <w:bCs/>
-          <w:sz w:val="30"/>
-          <w:szCs w:val="30"/>
-        </w:rPr>
-        <w:t>funcional mínimo</w:t>
-      </w:r>
-    </w:p>
-    <w:p>
-      <w:pPr>
-        <w:rPr>
-          <w:lang w:val="es-AR"/>
-        </w:rPr>
-      </w:pPr>
-      <w:r>
-        <w:rPr>
-          <w:lang w:val="es-AR"/>
-        </w:rPr>
-        <w:t xml:space="preserve">El </w:t>
-      </w:r>
-      <w:r>
-        <w:rPr>
-          <w:lang w:val="es-AR"/>
-        </w:rPr>
-        <w:t>alcance del prototipo</w:t>
-      </w:r>
-      <w:r>
-        <w:rPr>
-          <w:lang w:val="es-AR"/>
-        </w:rPr>
-        <w:t xml:space="preserve"> está afiliado a los objetivos primordiales para su fase de desarrollo</w:t>
-      </w:r>
-      <w:r>
-        <w:rPr>
-          <w:lang w:val="es-AR"/>
-        </w:rPr>
-        <w:t>, y</w:t>
-      </w:r>
-      <w:r>
-        <w:rPr>
-          <w:lang w:val="es-AR"/>
-        </w:rPr>
-        <w:t xml:space="preserve"> versiones</w:t>
-      </w:r>
-      <w:r>
-        <w:rPr>
-          <w:lang w:val="es-AR"/>
-        </w:rPr>
-        <w:t xml:space="preserve"> técnic</w:t>
-      </w:r>
-      <w:r>
-        <w:rPr>
-          <w:lang w:val="es-AR"/>
-        </w:rPr>
-        <w:t>a</w:t>
-      </w:r>
-      <w:r>
-        <w:rPr>
-          <w:lang w:val="es-AR"/>
-        </w:rPr>
-        <w:t>s</w:t>
-      </w:r>
-      <w:r>
-        <w:rPr>
-          <w:lang w:val="es-AR"/>
-        </w:rPr>
-        <w:t xml:space="preserve"> que</w:t>
-      </w:r>
-      <w:r>
-        <w:rPr>
-          <w:lang w:val="es-AR"/>
-        </w:rPr>
-        <w:t xml:space="preserve"> serán los siguientes. El prototipo incluirá:</w:t>
-      </w:r>
-    </w:p>
-    <w:p>
-      <w:pPr>
-        <w:pStyle w:val="Prrafodelista"/>
-        <w:numPr>
-          <w:ilvl w:val="0"/>
-          <w:numId w:val="1"/>
-        </w:numPr>
-      </w:pPr>
-      <w:r>
-        <w:t>Control de movimiento: El jugador podrá moverse de manera libre en las 4 direcciones posibles (arriba, abajo, izquierda y derecha), con control de velocidad máximo y cambios de dirección rápida.</w:t>
-      </w:r>
-    </w:p>
-    <w:p>
-      <w:pPr>
-        <w:pStyle w:val="Prrafodelista"/>
-        <w:numPr>
-          <w:ilvl w:val="0"/>
-          <w:numId w:val="1"/>
-        </w:numPr>
-      </w:pPr>
-      <w:r>
-        <w:t>Sistema de salto y gravedad: El jugador tendrá una mecánica de salto con respuesta realista a la gravedad en caídas.</w:t>
-      </w:r>
-    </w:p>
-    <w:p>
-      <w:pPr>
-        <w:pStyle w:val="Prrafodelista"/>
-        <w:numPr>
-          <w:ilvl w:val="0"/>
-          <w:numId w:val="1"/>
-        </w:numPr>
-      </w:pPr>
-      <w:r>
-        <w:t>Colisiones: El jugador tendrá detección y respuesta ante colisiones del entorno como paredes, rampas, barras y plataformas para evitar traspaso de objetos.</w:t>
-      </w:r>
-    </w:p>
-    <w:p>
-      <w:pPr>
-        <w:pStyle w:val="Prrafodelista"/>
-        <w:numPr>
-          <w:ilvl w:val="0"/>
-          <w:numId w:val="1"/>
-        </w:numPr>
-      </w:pPr>
-      <w:r>
-        <w:t>Limites: Si bien el jugador puede moverse libremente por el mapa o laboratorio no quiere decir que pueda salirse de la estructura implementada de la arena, por lo que tendrá un sistema de limite en la arena del juego para evitar trampas.</w:t>
-      </w:r>
-    </w:p>
-    <w:p>
-      <w:pPr>
-        <w:pStyle w:val="Prrafodelista"/>
-        <w:numPr>
-          <w:ilvl w:val="0"/>
-          <w:numId w:val="1"/>
-        </w:numPr>
-      </w:pPr>
-      <w:r>
-        <w:t xml:space="preserve"> Navegación de obstáculos: Elementos como plataformas, estructuras tipo cajas o barras serán validados para que el jugador pueda usarlos como superficies y fricciones.</w:t>
-      </w:r>
-    </w:p>
-    <w:p>
-      <w:pPr>
-        <w:pStyle w:val="Prrafodelista"/>
-        <w:numPr>
-          <w:ilvl w:val="0"/>
-          <w:numId w:val="1"/>
-        </w:numPr>
-      </w:pPr>
-      <w:r>
-        <w:t>Elementos interactivos con física: Se implementará al menos un objeto móvil o interactivo impulsado por el motor de físicas (ej. un elemento desplazable o gancho).</w:t>
-      </w:r>
-    </w:p>
-    <w:p>
-      <w:pPr>
-        <w:rPr>
-          <w:lang w:val="es-AR"/>
-        </w:rPr>
-      </w:pPr>
-      <w:r>
-        <w:rPr>
-          <w:lang w:val="es-AR"/>
-        </w:rPr>
-        <w:t>Lo siguiente a mostrar e</w:t>
-      </w:r>
-      <w:r>
-        <w:rPr>
-          <w:lang w:val="es-AR"/>
-        </w:rPr>
-        <w:t>s la propuesta del juego, es decir, el gamplay y las reglas básicas para el juego. Se abordará lo siguiente:</w:t>
-      </w:r>
-    </w:p>
-    <w:p>
-      <w:pPr>
-        <w:pStyle w:val="Prrafodelista"/>
-        <w:numPr>
-          <w:ilvl w:val="0"/>
-          <w:numId w:val="2"/>
-        </w:numPr>
-      </w:pPr>
-      <w:r>
-        <w:lastRenderedPageBreak/>
-        <w:t>Mecánica principal del juego: Un jugador toma el rol de atrapador o “la mancha”, ese jugador debe correr al rival e intentar tocarlo. Si lo logra, le pasa el rol de la mancha al rival y ahora le toca perseguir al jugador durante una ronda cronometrada (por ejemplo, 20 segundos).</w:t>
-      </w:r>
-    </w:p>
-    <w:p>
-      <w:pPr>
-        <w:pStyle w:val="Prrafodelista"/>
-        <w:numPr>
-          <w:ilvl w:val="0"/>
-          <w:numId w:val="2"/>
-        </w:numPr>
-      </w:pPr>
-      <w:r>
-        <w:t>Condición de victoria:</w:t>
-      </w:r>
-    </w:p>
-    <w:p>
-      <w:pPr>
-        <w:pStyle w:val="Prrafodelista"/>
-        <w:numPr>
-          <w:ilvl w:val="0"/>
-          <w:numId w:val="3"/>
-        </w:numPr>
-      </w:pPr>
-      <w:r>
-        <w:t>Si el jugador es la mancha, deberá tocar/colisionar al rival exitosamente antes de que finalice el tiempo.</w:t>
-      </w:r>
-    </w:p>
-    <w:p>
-      <w:pPr>
-        <w:pStyle w:val="Prrafodelista"/>
-        <w:numPr>
-          <w:ilvl w:val="0"/>
-          <w:numId w:val="3"/>
-        </w:numPr>
-      </w:pPr>
-      <w:r>
-        <w:t>Si el jugador es el evasor, debe sobrevivir sin ser atrapado por la mancha hasta que el temporizador llegue a cero.</w:t>
-      </w:r>
-    </w:p>
-    <w:p>
-      <w:pPr>
-        <w:pStyle w:val="Prrafodelista"/>
-        <w:numPr>
-          <w:ilvl w:val="0"/>
-          <w:numId w:val="4"/>
-        </w:numPr>
-      </w:pPr>
-      <w:r>
-        <w:t>Condición de derrota: El juego se pierde si en cada rol, no se cumple el objetivo asignado</w:t>
-      </w:r>
-      <w:r>
-        <w:t xml:space="preserve"> dentro del tiempo límite de la ronda.</w:t>
-      </w:r>
-    </w:p>
-    <w:p>
-      <w:pPr>
-        <w:pStyle w:val="Prrafodelista"/>
-        <w:numPr>
-          <w:ilvl w:val="0"/>
-          <w:numId w:val="4"/>
-        </w:numPr>
-      </w:pPr>
-      <w:r>
-        <w:t>Flujo de la partida: El juego contara con un sistema básico de inicio, conteo regresivo, estado del juego activo y pantalla con el resultado de la partida.</w:t>
-      </w:r>
-    </w:p>
-    <w:p>
-      <w:pPr>
-        <w:rPr>
-          <w:lang w:val="es-AR"/>
-        </w:rPr>
-      </w:pPr>
-      <w:r>
-        <w:rPr>
-          <w:lang w:val="es-AR"/>
-        </w:rPr>
-        <w:t>Con respecto a su f</w:t>
-      </w:r>
-      <w:r>
-        <w:rPr>
-          <w:lang w:val="es-AR"/>
-        </w:rPr>
-        <w:t>ase de Multiplayer, también se incluirá un alcance mínimo para su desarrollo, consistirá lo siguiente:</w:t>
-      </w:r>
-    </w:p>
-    <w:p>
-      <w:pPr>
-        <w:pStyle w:val="Prrafodelista"/>
-        <w:numPr>
-          <w:ilvl w:val="0"/>
-          <w:numId w:val="5"/>
-        </w:numPr>
-      </w:pPr>
-      <w:r>
-        <w:t>Sistema de partida: El prototipo tendrá la opción de crear y unirse a una sesión de juego compartido para 2 jugadores simultáneos hasta ahora.</w:t>
-      </w:r>
-    </w:p>
-    <w:p>
-      <w:pPr>
-        <w:pStyle w:val="Prrafodelista"/>
-        <w:numPr>
-          <w:ilvl w:val="0"/>
-          <w:numId w:val="5"/>
-        </w:numPr>
-      </w:pPr>
-      <w:r>
-        <w:t>Representación del entorno: El prototipo tendrá una renderización e identificación clara de la presencia de ambos jugadores en un mismo escenario.</w:t>
-      </w:r>
-    </w:p>
-    <w:p>
-      <w:pPr>
-        <w:pStyle w:val="Prrafodelista"/>
-        <w:numPr>
-          <w:ilvl w:val="0"/>
-          <w:numId w:val="5"/>
-        </w:numPr>
-      </w:pPr>
-      <w:r>
-        <w:t>Sincronización de estado e interacción:</w:t>
-      </w:r>
-    </w:p>
-    <w:p>
-      <w:pPr>
-        <w:pStyle w:val="Prrafodelista"/>
-        <w:numPr>
-          <w:ilvl w:val="0"/>
-          <w:numId w:val="6"/>
-        </w:numPr>
-        <w:rPr>
-          <w:lang w:val="es-AR"/>
-        </w:rPr>
-      </w:pPr>
-      <w:r>
-        <w:rPr>
-          <w:lang w:val="es-AR"/>
-        </w:rPr>
-        <w:t>Los jugadores entraran</w:t>
-      </w:r>
-      <w:r>
-        <w:rPr>
-          <w:lang w:val="es-AR"/>
-        </w:rPr>
-        <w:t xml:space="preserve"> en </w:t>
-      </w:r>
-      <w:r>
-        <w:rPr>
-          <w:lang w:val="es-AR"/>
-        </w:rPr>
-        <w:t>sincronización en tiempo real de posición, orientación y estado de movimiento</w:t>
-      </w:r>
-      <w:r>
-        <w:rPr>
-          <w:lang w:val="es-AR"/>
-        </w:rPr>
-        <w:t>.</w:t>
-      </w:r>
-    </w:p>
-    <w:p>
-      <w:pPr>
-        <w:pStyle w:val="Prrafodelista"/>
-        <w:numPr>
-          <w:ilvl w:val="0"/>
-          <w:numId w:val="6"/>
-        </w:numPr>
-        <w:rPr>
-          <w:lang w:val="es-AR"/>
-        </w:rPr>
-      </w:pPr>
-      <w:r>
-        <w:rPr>
-          <w:lang w:val="es-AR"/>
-        </w:rPr>
-        <w:t>Los jugadores tendrán detección sincronizada de la colisión o “toque” entre el rol de la mancha y el rol de evasor.</w:t>
-      </w:r>
-    </w:p>
-    <w:p>
-      <w:pPr>
-        <w:pStyle w:val="Ttulo3"/>
-        <w:rPr>
-          <w:b/>
-          <w:bCs/>
-          <w:sz w:val="30"/>
-          <w:szCs w:val="30"/>
-          <w:lang w:val="es-AR"/>
-        </w:rPr>
-      </w:pPr>
-    </w:p>
-    <w:p>
-      <w:pPr>
-        <w:pStyle w:val="Ttulo3"/>
-        <w:rPr>
-          <w:b/>
-          <w:bCs/>
-          <w:sz w:val="30"/>
-          <w:szCs w:val="30"/>
-          <w:lang w:val="es-AR"/>
-        </w:rPr>
-      </w:pPr>
-      <w:r>
-        <w:rPr>
-          <w:b/>
-          <w:bCs/>
-          <w:sz w:val="30"/>
-          <w:szCs w:val="30"/>
-          <w:lang w:val="es-AR"/>
-        </w:rPr>
-        <w:t>3</w:t>
-      </w:r>
-      <w:r>
-        <w:rPr>
-          <w:b/>
-          <w:bCs/>
-          <w:sz w:val="30"/>
-          <w:szCs w:val="30"/>
-          <w:lang w:val="es-AR"/>
-        </w:rPr>
-        <w:t xml:space="preserve">. </w:t>
-      </w:r>
-      <w:r>
-        <w:rPr>
-          <w:b/>
-          <w:bCs/>
-          <w:sz w:val="30"/>
-          <w:szCs w:val="30"/>
-          <w:lang w:val="es-AR"/>
-        </w:rPr>
-        <w:t>Fuera de alcance</w:t>
+          <w:lang w:val="es-AR"/>
+        </w:rPr>
+        <w:t>3. Fuera de alcance</w:t>
       </w:r>
     </w:p>
     <w:p>
@@ -1163,7 +1231,7 @@
     </w:p>
     <w:p>
       <w:pPr>
-        <w:pStyle w:val="Prrafodelista"/>
+        <w:pStyle w:val="ListParagraph"/>
         <w:numPr>
           <w:ilvl w:val="0"/>
           <w:numId w:val="7"/>
@@ -1209,7 +1277,7 @@
     </w:p>
     <w:p>
       <w:pPr>
-        <w:pStyle w:val="Prrafodelista"/>
+        <w:pStyle w:val="ListParagraph"/>
         <w:numPr>
           <w:ilvl w:val="0"/>
           <w:numId w:val="7"/>
@@ -1233,7 +1301,7 @@
     </w:p>
     <w:p>
       <w:pPr>
-        <w:pStyle w:val="Prrafodelista"/>
+        <w:pStyle w:val="ListParagraph"/>
         <w:numPr>
           <w:ilvl w:val="0"/>
           <w:numId w:val="7"/>
@@ -1252,13 +1320,7 @@
         <w:rPr>
           <w:lang w:val="es-AR"/>
         </w:rPr>
-        <w:t>A menos que logremos incluirlas a tiempo durante la instancia del proyecto</w:t>
-      </w:r>
-      <w:r>
-        <w:rPr>
-          <w:lang w:val="es-AR"/>
-        </w:rPr>
-        <w:t>, n</w:t>
+        <w:t>A menos que logremos incluirlas a tiempo durante la instancia del proyecto, n</w:t>
       </w:r>
       <w:r>
         <w:rPr>
@@ -1275,7 +1337,7 @@
     </w:p>
     <w:p>
       <w:pPr>
-        <w:pStyle w:val="Prrafodelista"/>
+        <w:pStyle w:val="ListParagraph"/>
         <w:numPr>
           <w:ilvl w:val="0"/>
           <w:numId w:val="7"/>
@@ -1342,7 +1404,7 @@
     </w:p>
     <w:p>
       <w:pPr>
-        <w:pStyle w:val="Prrafodelista"/>
+        <w:pStyle w:val="ListParagraph"/>
         <w:numPr>
           <w:ilvl w:val="0"/>
           <w:numId w:val="7"/>
@@ -2574,11 +2636,11 @@
       <w14:ligatures w14:val="none"/>
     </w:rPr>
   </w:style>
-  <w:style w:type="paragraph" w:styleId="Ttulo1">
+  <w:style w:type="paragraph" w:styleId="Heading1">
     <w:name w:val="heading 1"/>
     <w:basedOn w:val="Normal"/>
     <w:next w:val="Normal"/>
-    <w:link w:val="Ttulo1Car"/>
+    <w:link w:val="Heading1Char"/>
     <w:uiPriority w:val="9"/>
     <w:qFormat/>
     <w:rsid w:val="00606BA4"/>
@@ -2595,11 +2657,11 @@
       <w:szCs w:val="40"/>
     </w:rPr>
   </w:style>
-  <w:style w:type="paragraph" w:styleId="Ttulo2">
+  <w:style w:type="paragraph" w:styleId="Heading2">
     <w:name w:val="heading 2"/>
     <w:basedOn w:val="Normal"/>
     <w:next w:val="Normal"/>
-    <w:link w:val="Ttulo2Car"/>
+    <w:link w:val="Heading2Char"/>
     <w:uiPriority w:val="9"/>
     <w:unhideWhenUsed/>
     <w:qFormat/>
@@ -2617,11 +2679,11 @@
       <w:szCs w:val="32"/>
     </w:rPr>
   </w:style>
-  <w:style w:type="paragraph" w:styleId="Ttulo3">
+  <w:style w:type="paragraph" w:styleId="Heading3">
     <w:name w:val="heading 3"/>
     <w:basedOn w:val="Normal"/>
     <w:next w:val="Normal"/>
-    <w:link w:val="Ttulo3Car"/>
+    <w:link w:val="Heading3Char"/>
     <w:uiPriority w:val="9"/>
     <w:unhideWhenUsed/>
     <w:qFormat/>
@@ -2639,11 +2701,11 @@
       <w:szCs w:val="28"/>
     </w:rPr>
   </w:style>
-  <w:style w:type="paragraph" w:styleId="Ttulo4">
+  <w:style w:type="paragraph" w:styleId="Heading4">
     <w:name w:val="heading 4"/>
     <w:basedOn w:val="Normal"/>
     <w:next w:val="Normal"/>
-    <w:link w:val="Ttulo4Car"/>
+    <w:link w:val="Heading4Char"/>
     <w:uiPriority w:val="9"/>
     <w:semiHidden/>
     <w:unhideWhenUsed/>
@@ -2662,11 +2724,11 @@
       <w:color w:val="2F5496" w:themeColor="accent1" w:themeShade="BF"/>
     </w:rPr>
   </w:style>
-  <w:style w:type="paragraph" w:styleId="Ttulo5">
+  <w:style w:type="paragraph" w:styleId="Heading5">
     <w:name w:val="heading 5"/>
     <w:basedOn w:val="Normal"/>
     <w:next w:val="Normal"/>
-    <w:link w:val="Ttulo5Car"/>
+    <w:link w:val="Heading5Char"/>
     <w:uiPriority w:val="9"/>
     <w:semiHidden/>
     <w:unhideWhenUsed/>
@@ -2683,11 +2745,11 @@
       <w:color w:val="2F5496" w:themeColor="accent1" w:themeShade="BF"/>
     </w:rPr>
   </w:style>
-  <w:style w:type="paragraph" w:styleId="Ttulo6">
+  <w:style w:type="paragraph" w:styleId="Heading6">
     <w:name w:val="heading 6"/>
     <w:basedOn w:val="Normal"/>
     <w:next w:val="Normal"/>
-    <w:link w:val="Ttulo6Car"/>
+    <w:link w:val="Heading6Char"/>
     <w:uiPriority w:val="9"/>
     <w:semiHidden/>
     <w:unhideWhenUsed/>
@@ -2706,11 +2768,11 @@
       <w:color w:val="595959" w:themeColor="text1" w:themeTint="A6"/>
     </w:rPr>
   </w:style>
-  <w:style w:type="paragraph" w:styleId="Ttulo7">
+  <w:style w:type="paragraph" w:styleId="Heading7">
     <w:name w:val="heading 7"/>
     <w:basedOn w:val="Normal"/>
     <w:next w:val="Normal"/>
-    <w:link w:val="Ttulo7Car"/>
+    <w:link w:val="Heading7Char"/>
     <w:uiPriority w:val="9"/>
     <w:semiHidden/>
     <w:unhideWhenUsed/>
@@ -2727,11 +2789,11 @@
       <w:color w:val="595959" w:themeColor="text1" w:themeTint="A6"/>
     </w:rPr>
   </w:style>
-  <w:style w:type="paragraph" w:styleId="Ttulo8">
+  <w:style w:type="paragraph" w:styleId="Heading8">
     <w:name w:val="heading 8"/>
     <w:basedOn w:val="Normal"/>
     <w:next w:val="Normal"/>
-    <w:link w:val="Ttulo8Car"/>
+    <w:link w:val="Heading8Char"/>
     <w:uiPriority w:val="9"/>
     <w:semiHidden/>
     <w:unhideWhenUsed/>
@@ -2750,11 +2812,11 @@
       <w:color w:val="272727" w:themeColor="text1" w:themeTint="D8"/>
     </w:rPr>
   </w:style>
-  <w:style w:type="paragraph" w:styleId="Ttulo9">
+  <w:style w:type="paragraph" w:styleId="Heading9">
     <w:name w:val="heading 9"/>
     <w:basedOn w:val="Normal"/>
     <w:next w:val="Normal"/>
-    <w:link w:val="Ttulo9Car"/>
+    <w:link w:val="Heading9Char"/>
     <w:uiPriority w:val="9"/>
     <w:semiHidden/>
     <w:unhideWhenUsed/>
@@ -2771,12 +2833,13 @@
       <w:color w:val="272727" w:themeColor="text1" w:themeTint="D8"/>
     </w:rPr>
   </w:style>
-  <w:style w:type="character" w:default="1" w:styleId="Fuentedeprrafopredeter">
+  <w:style w:type="character" w:default="1" w:styleId="DefaultParagraphFont">
     <w:name w:val="Default Paragraph Font"/>
     <w:uiPriority w:val="1"/>
+    <w:semiHidden/>
     <w:unhideWhenUsed/>
   </w:style>
-  <w:style w:type="table" w:default="1" w:styleId="Tablanormal">
+  <w:style w:type="table" w:default="1" w:styleId="TableNormal">
     <w:name w:val="Normal Table"/>
     <w:uiPriority w:val="99"/>
     <w:semiHidden/>
@@ -2791,16 +2854,16 @@
       </w:tblCellMar>
     </w:tblPr>
   </w:style>
-  <w:style w:type="numbering" w:default="1" w:styleId="Sinlista">
+  <w:style w:type="numbering" w:default="1" w:styleId="NoList">
     <w:name w:val="No List"/>
     <w:uiPriority w:val="99"/>
     <w:semiHidden/>
     <w:unhideWhenUsed/>
   </w:style>
-  <w:style w:type="character" w:customStyle="1" w:styleId="Ttulo1Car">
-    <w:name w:val="Título 1 Car"/>
-    <w:basedOn w:val="Fuentedeprrafopredeter"/>
-    <w:link w:val="Ttulo1"/>
+  <w:style w:type="character" w:customStyle="1" w:styleId="Heading1Char">
+    <w:name w:val="Heading 1 Char"/>
+    <w:basedOn w:val="DefaultParagraphFont"/>
+    <w:link w:val="Heading1"/>
     <w:uiPriority w:val="9"/>
     <w:rsid w:val="00606BA4"/>
     <w:rPr>
@@ -2810,10 +2873,10 @@
       <w:szCs w:val="40"/>
     </w:rPr>
   </w:style>
-  <w:style w:type="character" w:customStyle="1" w:styleId="Ttulo2Car">
-    <w:name w:val="Título 2 Car"/>
-    <w:basedOn w:val="Fuentedeprrafopredeter"/>
-    <w:link w:val="Ttulo2"/>
+  <w:style w:type="character" w:customStyle="1" w:styleId="Heading2Char">
+    <w:name w:val="Heading 2 Char"/>
+    <w:basedOn w:val="DefaultParagraphFont"/>
+    <w:link w:val="Heading2"/>
     <w:uiPriority w:val="9"/>
     <w:rsid w:val="00606BA4"/>
     <w:rPr>
@@ -2823,10 +2886,10 @@
       <w:szCs w:val="32"/>
     </w:rPr>
   </w:style>
-  <w:style w:type="character" w:customStyle="1" w:styleId="Ttulo3Car">
-    <w:name w:val="Título 3 Car"/>
-    <w:basedOn w:val="Fuentedeprrafopredeter"/>
-    <w:link w:val="Ttulo3"/>
+  <w:style w:type="character" w:customStyle="1" w:styleId="Heading3Char">
+    <w:name w:val="Heading 3 Char"/>
+    <w:basedOn w:val="DefaultParagraphFont"/>
+    <w:link w:val="Heading3"/>
     <w:uiPriority w:val="9"/>
     <w:rsid w:val="00606BA4"/>
     <w:rPr>
@@ -2836,10 +2899,10 @@
       <w:szCs w:val="28"/>
     </w:rPr>
   </w:style>
-  <w:style w:type="character" w:customStyle="1" w:styleId="Ttulo4Car">
-    <w:name w:val="Título 4 Car"/>
-    <w:basedOn w:val="Fuentedeprrafopredeter"/>
-    <w:link w:val="Ttulo4"/>
+  <w:style w:type="character" w:customStyle="1" w:styleId="Heading4Char">
+    <w:name w:val="Heading 4 Char"/>
+    <w:basedOn w:val="DefaultParagraphFont"/>
+    <w:link w:val="Heading4"/>
     <w:uiPriority w:val="9"/>
     <w:semiHidden/>
     <w:rsid w:val="00606BA4"/>
@@ -2850,10 +2913,10 @@
       <w:color w:val="2F5496" w:themeColor="accent1" w:themeShade="BF"/>
     </w:rPr>
   </w:style>
-  <w:style w:type="character" w:customStyle="1" w:styleId="Ttulo5Car">
-    <w:name w:val="Título 5 Car"/>
-    <w:basedOn w:val="Fuentedeprrafopredeter"/>
-    <w:link w:val="Ttulo5"/>
+  <w:style w:type="character" w:customStyle="1" w:styleId="Heading5Char">
+    <w:name w:val="Heading 5 Char"/>
+    <w:basedOn w:val="DefaultParagraphFont"/>
+    <w:link w:val="Heading5"/>
     <w:uiPriority w:val="9"/>
     <w:semiHidden/>
     <w:rsid w:val="00606BA4"/>
@@ -2862,10 +2925,10 @@
       <w:color w:val="2F5496" w:themeColor="accent1" w:themeShade="BF"/>
     </w:rPr>
   </w:style>
-  <w:style w:type="character" w:customStyle="1" w:styleId="Ttulo6Car">
-    <w:name w:val="Título 6 Car"/>
-    <w:basedOn w:val="Fuentedeprrafopredeter"/>
-    <w:link w:val="Ttulo6"/>
+  <w:style w:type="character" w:customStyle="1" w:styleId="Heading6Char">
+    <w:name w:val="Heading 6 Char"/>
+    <w:basedOn w:val="DefaultParagraphFont"/>
+    <w:link w:val="Heading6"/>
     <w:uiPriority w:val="9"/>
     <w:semiHidden/>
     <w:rsid w:val="00606BA4"/>
@@ -2876,10 +2939,10 @@
       <w:color w:val="595959" w:themeColor="text1" w:themeTint="A6"/>
     </w:rPr>
   </w:style>
-  <w:style w:type="character" w:customStyle="1" w:styleId="Ttulo7Car">
-    <w:name w:val="Título 7 Car"/>
-    <w:basedOn w:val="Fuentedeprrafopredeter"/>
-    <w:link w:val="Ttulo7"/>
+  <w:style w:type="character" w:customStyle="1" w:styleId="Heading7Char">
+    <w:name w:val="Heading 7 Char"/>
+    <w:basedOn w:val="DefaultParagraphFont"/>
+    <w:link w:val="Heading7"/>
     <w:uiPriority w:val="9"/>
     <w:semiHidden/>
     <w:rsid w:val="00606BA4"/>
@@ -2888,10 +2951,10 @@
       <w:color w:val="595959" w:themeColor="text1" w:themeTint="A6"/>
     </w:rPr>
   </w:style>
-  <w:style w:type="character" w:customStyle="1" w:styleId="Ttulo8Car">
-    <w:name w:val="Título 8 Car"/>
-    <w:basedOn w:val="Fuentedeprrafopredeter"/>
-    <w:link w:val="Ttulo8"/>
+  <w:style w:type="character" w:customStyle="1" w:styleId="Heading8Char">
+    <w:name w:val="Heading 8 Char"/>
+    <w:basedOn w:val="DefaultParagraphFont"/>
+    <w:link w:val="Heading8"/>
     <w:uiPriority w:val="9"/>
     <w:semiHidden/>
     <w:rsid w:val="00606BA4"/>
@@ -2902,10 +2965,10 @@
       <w:color w:val="272727" w:themeColor="text1" w:themeTint="D8"/>
     </w:rPr>
   </w:style>
-  <w:style w:type="character" w:customStyle="1" w:styleId="Ttulo9Car">
-    <w:name w:val="Título 9 Car"/>
-    <w:basedOn w:val="Fuentedeprrafopredeter"/>
-    <w:link w:val="Ttulo9"/>
+  <w:style w:type="character" w:customStyle="1" w:styleId="Heading9Char">
+    <w:name w:val="Heading 9 Char"/>
+    <w:basedOn w:val="DefaultParagraphFont"/>
+    <w:link w:val="Heading9"/>
     <w:uiPriority w:val="9"/>
     <w:semiHidden/>
     <w:rsid w:val="00606BA4"/>
@@ -2914,11 +2977,11 @@
       <w:color w:val="272727" w:themeColor="text1" w:themeTint="D8"/>
     </w:rPr>
   </w:style>
-  <w:style w:type="paragraph" w:styleId="Ttulo">
+  <w:style w:type="paragraph" w:styleId="Title">
     <w:name w:val="Title"/>
     <w:basedOn w:val="Normal"/>
     <w:next w:val="Normal"/>
-    <w:link w:val="TtuloCar"/>
+    <w:link w:val="TitleChar"/>
     <w:uiPriority w:val="10"/>
     <w:qFormat/>
     <w:rsid w:val="00606BA4"/>
@@ -2934,10 +2997,10 @@
       <w:szCs w:val="56"/>
     </w:rPr>
   </w:style>
-  <w:style w:type="character" w:customStyle="1" w:styleId="TtuloCar">
-    <w:name w:val="Título Car"/>
-    <w:basedOn w:val="Fuentedeprrafopredeter"/>
-    <w:link w:val="Ttulo"/>
+  <w:style w:type="character" w:customStyle="1" w:styleId="TitleChar">
+    <w:name w:val="Title Char"/>
+    <w:basedOn w:val="DefaultParagraphFont"/>
+    <w:link w:val="Title"/>
     <w:uiPriority w:val="10"/>
     <w:rsid w:val="00606BA4"/>
     <w:rPr>
@@ -2948,11 +3011,11 @@
       <w:szCs w:val="56"/>
     </w:rPr>
   </w:style>
-  <w:style w:type="paragraph" w:styleId="Subttulo">
+  <w:style w:type="paragraph" w:styleId="Subtitle">
     <w:name w:val="Subtitle"/>
     <w:basedOn w:val="Normal"/>
     <w:next w:val="Normal"/>
-    <w:link w:val="SubttuloCar"/>
+    <w:link w:val="SubtitleChar"/>
     <w:uiPriority w:val="11"/>
     <w:qFormat/>
     <w:rsid w:val="00606BA4"/>
@@ -2969,10 +3032,10 @@
       <w:szCs w:val="28"/>
     </w:rPr>
   </w:style>
-  <w:style w:type="character" w:customStyle="1" w:styleId="SubttuloCar">
-    <w:name w:val="Subtítulo Car"/>
-    <w:basedOn w:val="Fuentedeprrafopredeter"/>
-    <w:link w:val="Subttulo"/>
+  <w:style w:type="character" w:customStyle="1" w:styleId="SubtitleChar">
+    <w:name w:val="Subtitle Char"/>
+    <w:basedOn w:val="DefaultParagraphFont"/>
+    <w:link w:val="Subtitle"/>
     <w:uiPriority w:val="11"/>
     <w:rsid w:val="00606BA4"/>
     <w:rPr>
@@ -2983,11 +3046,11 @@
       <w:szCs w:val="28"/>
     </w:rPr>
   </w:style>
-  <w:style w:type="paragraph" w:styleId="Cita">
+  <w:style w:type="paragraph" w:styleId="Quote">
     <w:name w:val="Quote"/>
     <w:basedOn w:val="Normal"/>
     <w:next w:val="Normal"/>
-    <w:link w:val="CitaCar"/>
+    <w:link w:val="QuoteChar"/>
     <w:uiPriority w:val="29"/>
     <w:qFormat/>
     <w:rsid w:val="00606BA4"/>
@@ -3001,10 +3064,10 @@
       <w:color w:val="404040" w:themeColor="text1" w:themeTint="BF"/>
     </w:rPr>
   </w:style>
-  <w:style w:type="character" w:customStyle="1" w:styleId="CitaCar">
-    <w:name w:val="Cita Car"/>
-    <w:basedOn w:val="Fuentedeprrafopredeter"/>
-    <w:link w:val="Cita"/>
+  <w:style w:type="character" w:customStyle="1" w:styleId="QuoteChar">
+    <w:name w:val="Quote Char"/>
+    <w:basedOn w:val="DefaultParagraphFont"/>
+    <w:link w:val="Quote"/>
     <w:uiPriority w:val="29"/>
     <w:rsid w:val="00606BA4"/>
     <w:rPr>
@@ -3013,7 +3076,7 @@
       <w:color w:val="404040" w:themeColor="text1" w:themeTint="BF"/>
     </w:rPr>
   </w:style>
-  <w:style w:type="paragraph" w:styleId="Prrafodelista">
+  <w:style w:type="paragraph" w:styleId="ListParagraph">
     <w:name w:val="List Paragraph"/>
     <w:basedOn w:val="Normal"/>
     <w:uiPriority w:val="34"/>
@@ -3024,9 +3087,9 @@
       <w:contextualSpacing/>
     </w:pPr>
   </w:style>
-  <w:style w:type="character" w:styleId="nfasisintenso">
+  <w:style w:type="character" w:styleId="IntenseEmphasis">
     <w:name w:val="Intense Emphasis"/>
-    <w:basedOn w:val="Fuentedeprrafopredeter"/>
+    <w:basedOn w:val="DefaultParagraphFont"/>
     <w:uiPriority w:val="21"/>
     <w:qFormat/>
     <w:rsid w:val="00606BA4"/>
@@ -3036,11 +3099,11 @@
       <w:color w:val="2F5496" w:themeColor="accent1" w:themeShade="BF"/>
     </w:rPr>
   </w:style>
-  <w:style w:type="paragraph" w:styleId="Citadestacada">
+  <w:style w:type="paragraph" w:styleId="IntenseQuote">
     <w:name w:val="Intense Quote"/>
     <w:basedOn w:val="Normal"/>
     <w:next w:val="Normal"/>
-    <w:link w:val="CitadestacadaCar"/>
+    <w:link w:val="IntenseQuoteChar"/>
     <w:uiPriority w:val="30"/>
     <w:qFormat/>
     <w:rsid w:val="00606BA4"/>
@@ -3059,10 +3122,10 @@
       <w:color w:val="2F5496" w:themeColor="accent1" w:themeShade="BF"/>
     </w:rPr>
   </w:style>
-  <w:style w:type="character" w:customStyle="1" w:styleId="CitadestacadaCar">
-    <w:name w:val="Cita destacada Car"/>
-    <w:basedOn w:val="Fuentedeprrafopredeter"/>
-    <w:link w:val="Citadestacada"/>
+  <w:style w:type="character" w:customStyle="1" w:styleId="IntenseQuoteChar">
+    <w:name w:val="Intense Quote Char"/>
+    <w:basedOn w:val="DefaultParagraphFont"/>
+    <w:link w:val="IntenseQuote"/>
     <w:uiPriority w:val="30"/>
     <w:rsid w:val="00606BA4"/>
     <w:rPr>
@@ -3071,9 +3134,9 @@
       <w:color w:val="2F5496" w:themeColor="accent1" w:themeShade="BF"/>
     </w:rPr>
   </w:style>
-  <w:style w:type="character" w:styleId="Referenciaintensa">
+  <w:style w:type="character" w:styleId="IntenseReference">
     <w:name w:val="Intense Reference"/>
-    <w:basedOn w:val="Fuentedeprrafopredeter"/>
+    <w:basedOn w:val="DefaultParagraphFont"/>
     <w:uiPriority w:val="32"/>
     <w:qFormat/>
     <w:rsid w:val="00606BA4"/>
